--- a/submission/辅助文档/演示视频录制指导（含旁白脚本）.docx
+++ b/submission/辅助文档/演示视频录制指导（含旁白脚本）.docx
@@ -1868,7 +1868,7 @@
         <w:pStyle w:val="ListBullet"/>
       </w:pPr>
       <w:r>
-        <w:t>学情画像页：展示知识掌握度、雷达图</w:t>
+        <w:t>学情画像页：展示知识掌握度与雷达图</w:t>
       </w:r>
     </w:p>
     <w:p>
@@ -1930,6 +1930,30 @@
       </w:pPr>
       <w:r>
         <w:t>五因子权重：掌握度 30% / 错误强度 25% / 重要度 20% / 紧迫度 15% / 先修影响 10%</w:t>
+      </w:r>
+    </w:p>
+    <w:p>
+      <w:pPr>
+        <w:pStyle w:val="ListBullet"/>
+      </w:pPr>
+      <w:r>
+        <w:t>⚠️ **雷达图的显示条件**：画像里要有 ≥3 个知识点才会画雷达图；只有 1–2 个时页面显示进度卡并提示「当前只有少量知识点，使用进度卡展示会比雷达图更清晰」—— 这是刻意的降级，不是缺陷。</w:t>
+      </w:r>
+    </w:p>
+    <w:p>
+      <w:pPr>
+        <w:pStyle w:val="ListBullet"/>
+      </w:pPr>
+      <w:r>
+        <w:t>⚠️ 演示基线**默认只有 1 个知识点**（二叉树后序遍历，掌握度 42），所以初次进入看不到雷达图。**要录到雷达图，请先做第 5 段的练习**，并且刻意提交**不同知识点**的题：每提交一个此前没练过的知识点，画像里就会新建一条掌握度记录。实测提交 3 个不同知识点的题后，画像由 1 个增长到 3 个，雷达图随即出现。</w:t>
+      </w:r>
+    </w:p>
+    <w:p>
+      <w:pPr>
+        <w:pStyle w:val="ListBullet"/>
+      </w:pPr>
+      <w:r>
+        <w:t>建议调整顺序：**先录第 5 段（练习）把知识点养到 3 个，再回来录本段**。这样既能录到雷达图，也能录到掌握度提升后的分布变化。</w:t>
       </w:r>
     </w:p>
     <w:p/>
